--- a/Chapter 2/Chapter 2.docx
+++ b/Chapter 2/Chapter 2.docx
@@ -78,7 +78,14 @@
           <w:sz w:val="28"/>
           <w:szCs w:val="28"/>
         </w:rPr>
-        <w:t xml:space="preserve">• a) </w:t>
+        <w:t>• a</w:t>
+      </w:r>
+      <w:r>
+        <w:rPr>
+          <w:sz w:val="28"/>
+          <w:szCs w:val="28"/>
+        </w:rPr>
+        <w:t>) A(n)</w:t>
       </w:r>
       <w:r>
         <w:rPr>
@@ -86,32 +93,74 @@
           <w:szCs w:val="28"/>
           <w:u w:val="single"/>
         </w:rPr>
-        <w:t>A(n) &lt;u&gt;left brace (</w:t>
-      </w:r>
-      <w:proofErr w:type="gramStart"/>
+        <w:t xml:space="preserve"> left brace ({)</w:t>
+      </w:r>
+      <w:r>
+        <w:rPr>
+          <w:sz w:val="28"/>
+          <w:szCs w:val="28"/>
+        </w:rPr>
+        <w:t xml:space="preserve"> begins the body of every method, and a(n) </w:t>
+      </w:r>
       <w:r>
         <w:rPr>
           <w:sz w:val="28"/>
           <w:szCs w:val="28"/>
           <w:u w:val="single"/>
         </w:rPr>
-        <w:t>{)&lt;</w:t>
-      </w:r>
-      <w:proofErr w:type="gramEnd"/>
+        <w:t>right brace (})</w:t>
+      </w:r>
+      <w:r>
+        <w:rPr>
+          <w:sz w:val="28"/>
+          <w:szCs w:val="28"/>
+        </w:rPr>
+        <w:t xml:space="preserve"> ends the body of every method.  </w:t>
+      </w:r>
+    </w:p>
+    <w:p>
+      <w:pPr>
+        <w:rPr>
+          <w:sz w:val="28"/>
+          <w:szCs w:val="28"/>
+        </w:rPr>
+      </w:pPr>
+      <w:r>
+        <w:rPr>
+          <w:sz w:val="28"/>
+          <w:szCs w:val="28"/>
+        </w:rPr>
+        <w:t xml:space="preserve">• b) You can use the </w:t>
+      </w:r>
       <w:r>
         <w:rPr>
           <w:sz w:val="28"/>
           <w:szCs w:val="28"/>
           <w:u w:val="single"/>
         </w:rPr>
-        <w:t>/u&gt;</w:t>
-      </w:r>
-      <w:r>
-        <w:rPr>
-          <w:sz w:val="28"/>
-          <w:szCs w:val="28"/>
-        </w:rPr>
-        <w:t xml:space="preserve"> begins the body of every method, and a(n) </w:t>
+        <w:t>if</w:t>
+      </w:r>
+      <w:r>
+        <w:rPr>
+          <w:sz w:val="28"/>
+          <w:szCs w:val="28"/>
+        </w:rPr>
+        <w:t xml:space="preserve"> statement to make decisions.  </w:t>
+      </w:r>
+    </w:p>
+    <w:p>
+      <w:pPr>
+        <w:rPr>
+          <w:sz w:val="28"/>
+          <w:szCs w:val="28"/>
+        </w:rPr>
+      </w:pPr>
+      <w:r>
+        <w:rPr>
+          <w:sz w:val="28"/>
+          <w:szCs w:val="28"/>
+        </w:rPr>
+        <w:t xml:space="preserve">• c) </w:t>
       </w:r>
       <w:r>
         <w:rPr>
@@ -119,29 +168,36 @@
           <w:szCs w:val="28"/>
           <w:u w:val="single"/>
         </w:rPr>
-        <w:t>&lt;u&gt;right brace (})&lt;/u&gt;</w:t>
-      </w:r>
-      <w:r>
-        <w:rPr>
-          <w:sz w:val="28"/>
-          <w:szCs w:val="28"/>
-        </w:rPr>
-        <w:t xml:space="preserve"> ends the body of every method.  </w:t>
-      </w:r>
-    </w:p>
-    <w:p>
-      <w:pPr>
-        <w:rPr>
-          <w:sz w:val="28"/>
-          <w:szCs w:val="28"/>
-        </w:rPr>
-      </w:pPr>
-      <w:r>
-        <w:rPr>
-          <w:sz w:val="28"/>
-          <w:szCs w:val="28"/>
-        </w:rPr>
-        <w:t xml:space="preserve">• b) You can use the </w:t>
+        <w:t>//</w:t>
+      </w:r>
+      <w:r>
+        <w:rPr>
+          <w:sz w:val="28"/>
+          <w:szCs w:val="28"/>
+        </w:rPr>
+        <w:t xml:space="preserve"> </w:t>
+      </w:r>
+      <w:r>
+        <w:rPr>
+          <w:sz w:val="28"/>
+          <w:szCs w:val="28"/>
+        </w:rPr>
+        <w:t xml:space="preserve">begins an end-of-line comment.  </w:t>
+      </w:r>
+    </w:p>
+    <w:p>
+      <w:pPr>
+        <w:rPr>
+          <w:sz w:val="28"/>
+          <w:szCs w:val="28"/>
+        </w:rPr>
+      </w:pPr>
+      <w:r>
+        <w:rPr>
+          <w:sz w:val="28"/>
+          <w:szCs w:val="28"/>
+        </w:rPr>
+        <w:t xml:space="preserve">• d) </w:t>
       </w:r>
       <w:r>
         <w:rPr>
@@ -149,29 +205,14 @@
           <w:szCs w:val="28"/>
           <w:u w:val="single"/>
         </w:rPr>
-        <w:t>&lt;u&gt;if&lt;/u&gt;</w:t>
-      </w:r>
-      <w:r>
-        <w:rPr>
-          <w:sz w:val="28"/>
-          <w:szCs w:val="28"/>
-        </w:rPr>
-        <w:t xml:space="preserve"> statement to make decisions.  </w:t>
-      </w:r>
-    </w:p>
-    <w:p>
-      <w:pPr>
-        <w:rPr>
-          <w:sz w:val="28"/>
-          <w:szCs w:val="28"/>
-        </w:rPr>
-      </w:pPr>
-      <w:r>
-        <w:rPr>
-          <w:sz w:val="28"/>
-          <w:szCs w:val="28"/>
-        </w:rPr>
-        <w:t xml:space="preserve">• c) </w:t>
+        <w:t>Blank lines</w:t>
+      </w:r>
+      <w:r>
+        <w:rPr>
+          <w:sz w:val="28"/>
+          <w:szCs w:val="28"/>
+        </w:rPr>
+        <w:t xml:space="preserve">, </w:t>
       </w:r>
       <w:r>
         <w:rPr>
@@ -179,29 +220,14 @@
           <w:szCs w:val="28"/>
           <w:u w:val="single"/>
         </w:rPr>
-        <w:t>&lt;u&gt;//&lt;/u&gt;</w:t>
-      </w:r>
-      <w:r>
-        <w:rPr>
-          <w:sz w:val="28"/>
-          <w:szCs w:val="28"/>
-        </w:rPr>
-        <w:t xml:space="preserve"> begins an end-of-line comment.  </w:t>
-      </w:r>
-    </w:p>
-    <w:p>
-      <w:pPr>
-        <w:rPr>
-          <w:sz w:val="28"/>
-          <w:szCs w:val="28"/>
-        </w:rPr>
-      </w:pPr>
-      <w:r>
-        <w:rPr>
-          <w:sz w:val="28"/>
-          <w:szCs w:val="28"/>
-        </w:rPr>
-        <w:t xml:space="preserve">• d) </w:t>
+        <w:t>space characters</w:t>
+      </w:r>
+      <w:r>
+        <w:rPr>
+          <w:sz w:val="28"/>
+          <w:szCs w:val="28"/>
+        </w:rPr>
+        <w:t xml:space="preserve">, and </w:t>
       </w:r>
       <w:r>
         <w:rPr>
@@ -209,7 +235,97 @@
           <w:szCs w:val="28"/>
           <w:u w:val="single"/>
         </w:rPr>
-        <w:t>&lt;u&gt;Blank lines&lt;/u&gt;</w:t>
+        <w:t>tabs</w:t>
+      </w:r>
+      <w:r>
+        <w:rPr>
+          <w:sz w:val="28"/>
+          <w:szCs w:val="28"/>
+        </w:rPr>
+        <w:t xml:space="preserve"> are called white space.  </w:t>
+      </w:r>
+    </w:p>
+    <w:p>
+      <w:pPr>
+        <w:rPr>
+          <w:sz w:val="28"/>
+          <w:szCs w:val="28"/>
+        </w:rPr>
+      </w:pPr>
+      <w:r>
+        <w:rPr>
+          <w:sz w:val="28"/>
+          <w:szCs w:val="28"/>
+        </w:rPr>
+        <w:t>• e</w:t>
+      </w:r>
+      <w:r>
+        <w:rPr>
+          <w:sz w:val="28"/>
+          <w:szCs w:val="28"/>
+          <w:u w:val="single"/>
+        </w:rPr>
+        <w:t>) Keywords</w:t>
+      </w:r>
+      <w:r>
+        <w:rPr>
+          <w:sz w:val="28"/>
+          <w:szCs w:val="28"/>
+        </w:rPr>
+        <w:t xml:space="preserve"> are reserved for use by Java.  </w:t>
+      </w:r>
+    </w:p>
+    <w:p>
+      <w:pPr>
+        <w:rPr>
+          <w:sz w:val="28"/>
+          <w:szCs w:val="28"/>
+        </w:rPr>
+      </w:pPr>
+      <w:r>
+        <w:rPr>
+          <w:sz w:val="28"/>
+          <w:szCs w:val="28"/>
+        </w:rPr>
+        <w:t xml:space="preserve">• f) Java applications begin execution at method </w:t>
+      </w:r>
+      <w:r>
+        <w:rPr>
+          <w:sz w:val="28"/>
+          <w:szCs w:val="28"/>
+          <w:u w:val="single"/>
+        </w:rPr>
+        <w:t>main</w:t>
+      </w:r>
+      <w:r>
+        <w:rPr>
+          <w:sz w:val="28"/>
+          <w:szCs w:val="28"/>
+        </w:rPr>
+        <w:t xml:space="preserve">.  </w:t>
+      </w:r>
+    </w:p>
+    <w:p>
+      <w:pPr>
+        <w:rPr>
+          <w:sz w:val="28"/>
+          <w:szCs w:val="28"/>
+        </w:rPr>
+      </w:pPr>
+      <w:r>
+        <w:rPr>
+          <w:sz w:val="28"/>
+          <w:szCs w:val="28"/>
+        </w:rPr>
+        <w:t xml:space="preserve">• g) Methods </w:t>
+      </w:r>
+      <w:r>
+        <w:rPr>
+          <w:sz w:val="28"/>
+          <w:szCs w:val="28"/>
+          <w:u w:val="single"/>
+        </w:rPr>
+        <w:t>System.out.print</w:t>
       </w:r>
       <w:r>
         <w:rPr>
@@ -224,7 +340,7 @@
           <w:szCs w:val="28"/>
           <w:u w:val="single"/>
         </w:rPr>
-        <w:t>&lt;u&gt;space characters&lt;/u&gt;</w:t>
+        <w:t>System.out.println</w:t>
       </w:r>
       <w:r>
         <w:rPr>
@@ -239,181 +355,7 @@
           <w:szCs w:val="28"/>
           <w:u w:val="single"/>
         </w:rPr>
-        <w:t>&lt;u&gt;tabs&lt;/u&gt;</w:t>
-      </w:r>
-      <w:r>
-        <w:rPr>
-          <w:sz w:val="28"/>
-          <w:szCs w:val="28"/>
-        </w:rPr>
-        <w:t xml:space="preserve"> are called white space.  </w:t>
-      </w:r>
-    </w:p>
-    <w:p>
-      <w:pPr>
-        <w:rPr>
-          <w:sz w:val="28"/>
-          <w:szCs w:val="28"/>
-        </w:rPr>
-      </w:pPr>
-      <w:r>
-        <w:rPr>
-          <w:sz w:val="28"/>
-          <w:szCs w:val="28"/>
-        </w:rPr>
-        <w:t>• e</w:t>
-      </w:r>
-      <w:r>
-        <w:rPr>
-          <w:sz w:val="28"/>
-          <w:szCs w:val="28"/>
-          <w:u w:val="single"/>
-        </w:rPr>
-        <w:t>) &lt;u&gt;Keywords&lt;/u&gt;</w:t>
-      </w:r>
-      <w:r>
-        <w:rPr>
-          <w:sz w:val="28"/>
-          <w:szCs w:val="28"/>
-        </w:rPr>
-        <w:t xml:space="preserve"> are reserved for use by Java.  </w:t>
-      </w:r>
-    </w:p>
-    <w:p>
-      <w:pPr>
-        <w:rPr>
-          <w:sz w:val="28"/>
-          <w:szCs w:val="28"/>
-        </w:rPr>
-      </w:pPr>
-      <w:r>
-        <w:rPr>
-          <w:sz w:val="28"/>
-          <w:szCs w:val="28"/>
-        </w:rPr>
-        <w:t xml:space="preserve">• f) Java applications begin execution at method </w:t>
-      </w:r>
-      <w:r>
-        <w:rPr>
-          <w:sz w:val="28"/>
-          <w:szCs w:val="28"/>
-          <w:u w:val="single"/>
-        </w:rPr>
-        <w:t>&lt;u&gt;main&lt;/u&gt;</w:t>
-      </w:r>
-      <w:r>
-        <w:rPr>
-          <w:sz w:val="28"/>
-          <w:szCs w:val="28"/>
-        </w:rPr>
-        <w:t xml:space="preserve">.  </w:t>
-      </w:r>
-    </w:p>
-    <w:p>
-      <w:pPr>
-        <w:rPr>
-          <w:sz w:val="28"/>
-          <w:szCs w:val="28"/>
-        </w:rPr>
-      </w:pPr>
-      <w:r>
-        <w:rPr>
-          <w:sz w:val="28"/>
-          <w:szCs w:val="28"/>
-        </w:rPr>
-        <w:t xml:space="preserve">• g) Methods </w:t>
-      </w:r>
-      <w:r>
-        <w:rPr>
-          <w:sz w:val="28"/>
-          <w:szCs w:val="28"/>
-          <w:u w:val="single"/>
-        </w:rPr>
-        <w:t>&lt;u&gt;</w:t>
-      </w:r>
-      <w:proofErr w:type="spellStart"/>
-      <w:r>
-        <w:rPr>
-          <w:sz w:val="28"/>
-          <w:szCs w:val="28"/>
-          <w:u w:val="single"/>
-        </w:rPr>
-        <w:t>System.out.print</w:t>
-      </w:r>
-      <w:proofErr w:type="spellEnd"/>
-      <w:r>
-        <w:rPr>
-          <w:sz w:val="28"/>
-          <w:szCs w:val="28"/>
-          <w:u w:val="single"/>
-        </w:rPr>
-        <w:t>&lt;/u&gt;</w:t>
-      </w:r>
-      <w:r>
-        <w:rPr>
-          <w:sz w:val="28"/>
-          <w:szCs w:val="28"/>
-        </w:rPr>
-        <w:t xml:space="preserve">, </w:t>
-      </w:r>
-      <w:r>
-        <w:rPr>
-          <w:sz w:val="28"/>
-          <w:szCs w:val="28"/>
-          <w:u w:val="single"/>
-        </w:rPr>
-        <w:t>&lt;u&gt;</w:t>
-      </w:r>
-      <w:proofErr w:type="spellStart"/>
-      <w:r>
-        <w:rPr>
-          <w:sz w:val="28"/>
-          <w:szCs w:val="28"/>
-          <w:u w:val="single"/>
-        </w:rPr>
-        <w:t>System.out.println</w:t>
-      </w:r>
-      <w:proofErr w:type="spellEnd"/>
-      <w:r>
-        <w:rPr>
-          <w:sz w:val="28"/>
-          <w:szCs w:val="28"/>
-          <w:u w:val="single"/>
-        </w:rPr>
-        <w:t>&lt;/u&gt;</w:t>
-      </w:r>
-      <w:r>
-        <w:rPr>
-          <w:sz w:val="28"/>
-          <w:szCs w:val="28"/>
-        </w:rPr>
-        <w:t xml:space="preserve">, and </w:t>
-      </w:r>
-      <w:r>
-        <w:rPr>
-          <w:sz w:val="28"/>
-          <w:szCs w:val="28"/>
-          <w:u w:val="single"/>
-        </w:rPr>
-        <w:t>&lt;u&gt;</w:t>
-      </w:r>
-      <w:proofErr w:type="spellStart"/>
-      <w:r>
-        <w:rPr>
-          <w:sz w:val="28"/>
-          <w:szCs w:val="28"/>
-          <w:u w:val="single"/>
-        </w:rPr>
         <w:t>System.out.printf</w:t>
-      </w:r>
-      <w:proofErr w:type="spellEnd"/>
-      <w:r>
-        <w:rPr>
-          <w:sz w:val="28"/>
-          <w:szCs w:val="28"/>
-          <w:u w:val="single"/>
-        </w:rPr>
-        <w:t>&lt;/u&gt;</w:t>
       </w:r>
       <w:r>
         <w:rPr>
@@ -508,23 +450,7 @@
           <w:sz w:val="28"/>
           <w:szCs w:val="28"/>
         </w:rPr>
-        <w:t xml:space="preserve">• c) False. Java is case-sensitive, so number and </w:t>
-      </w:r>
-      <w:proofErr w:type="spellStart"/>
-      <w:r>
-        <w:rPr>
-          <w:sz w:val="28"/>
-          <w:szCs w:val="28"/>
-        </w:rPr>
-        <w:t>NuMbEr</w:t>
-      </w:r>
-      <w:proofErr w:type="spellEnd"/>
-      <w:r>
-        <w:rPr>
-          <w:sz w:val="28"/>
-          <w:szCs w:val="28"/>
-        </w:rPr>
-        <w:t xml:space="preserve"> are distinct identifiers.  </w:t>
+        <w:t xml:space="preserve">• c) False. Java is case-sensitive, so number and NuMbEr are distinct identifiers.  </w:t>
       </w:r>
     </w:p>
     <w:p>
@@ -583,276 +509,146 @@
           <w:sz w:val="28"/>
           <w:szCs w:val="28"/>
         </w:rPr>
-        <w:t xml:space="preserve">2.3 Write statements to accomplish each of the following tasks: </w:t>
-      </w:r>
-    </w:p>
-    <w:p>
-      <w:pPr>
-        <w:rPr>
-          <w:sz w:val="28"/>
-          <w:szCs w:val="28"/>
-        </w:rPr>
-      </w:pPr>
-      <w:r>
-        <w:rPr>
-          <w:sz w:val="28"/>
-          <w:szCs w:val="28"/>
-        </w:rPr>
-        <w:t xml:space="preserve">• a) &lt;u&gt;int c, </w:t>
-      </w:r>
-      <w:proofErr w:type="spellStart"/>
-      <w:r>
-        <w:rPr>
-          <w:sz w:val="28"/>
-          <w:szCs w:val="28"/>
-        </w:rPr>
-        <w:t>thisIsAVariable</w:t>
-      </w:r>
-      <w:proofErr w:type="spellEnd"/>
-      <w:r>
-        <w:rPr>
-          <w:sz w:val="28"/>
-          <w:szCs w:val="28"/>
-        </w:rPr>
-        <w:t xml:space="preserve">, q76354, number;&lt;/u&gt;  </w:t>
-      </w:r>
-    </w:p>
-    <w:p>
-      <w:pPr>
-        <w:rPr>
-          <w:sz w:val="28"/>
-          <w:szCs w:val="28"/>
-        </w:rPr>
-      </w:pPr>
-      <w:r>
-        <w:rPr>
+        <w:t xml:space="preserve">2.4 Identify and correct the errors in each of the following statements: </w:t>
+      </w:r>
+    </w:p>
+    <w:p>
+      <w:pPr>
+        <w:rPr>
+          <w:rFonts w:ascii="Nunito" w:hAnsi="Nunito"/>
+          <w:sz w:val="28"/>
+          <w:szCs w:val="28"/>
+        </w:rPr>
+      </w:pPr>
+      <w:r>
+        <w:rPr>
+          <w:rFonts w:ascii="Nunito" w:hAnsi="Nunito"/>
+          <w:sz w:val="28"/>
+          <w:szCs w:val="28"/>
+        </w:rPr>
+        <w:t xml:space="preserve">a) if (c &lt; 7); System.out.println("c is less than 7"); </w:t>
+      </w:r>
+    </w:p>
+    <w:p>
+      <w:pPr>
+        <w:rPr>
+          <w:rFonts w:ascii="Nunito" w:hAnsi="Nunito"/>
+          <w:sz w:val="28"/>
+          <w:szCs w:val="28"/>
+        </w:rPr>
+      </w:pPr>
+      <w:r>
+        <w:rPr>
+          <w:rFonts w:ascii="Nunito" w:hAnsi="Nunito"/>
           <w:sz w:val="28"/>
           <w:szCs w:val="28"/>
         </w:rPr>
         <w:lastRenderedPageBreak/>
-        <w:t>• b) &lt;u&gt;</w:t>
-      </w:r>
-      <w:proofErr w:type="spellStart"/>
-      <w:r>
-        <w:rPr>
-          <w:sz w:val="28"/>
-          <w:szCs w:val="28"/>
-        </w:rPr>
-        <w:t>System.out.print</w:t>
-      </w:r>
-      <w:proofErr w:type="spellEnd"/>
-      <w:r>
-        <w:rPr>
-          <w:sz w:val="28"/>
-          <w:szCs w:val="28"/>
-        </w:rPr>
-        <w:t xml:space="preserve">("Enter an integer: </w:t>
-      </w:r>
-      <w:proofErr w:type="gramStart"/>
-      <w:r>
-        <w:rPr>
-          <w:sz w:val="28"/>
-          <w:szCs w:val="28"/>
-        </w:rPr>
-        <w:t>");&lt;</w:t>
-      </w:r>
-      <w:proofErr w:type="gramEnd"/>
-      <w:r>
-        <w:rPr>
-          <w:sz w:val="28"/>
-          <w:szCs w:val="28"/>
-        </w:rPr>
-        <w:t xml:space="preserve">/u&gt;  </w:t>
-      </w:r>
-    </w:p>
-    <w:p>
-      <w:pPr>
-        <w:rPr>
-          <w:sz w:val="28"/>
-          <w:szCs w:val="28"/>
-        </w:rPr>
-      </w:pPr>
-      <w:r>
-        <w:rPr>
-          <w:sz w:val="28"/>
-          <w:szCs w:val="28"/>
-        </w:rPr>
-        <w:t xml:space="preserve">• c) &lt;u&gt;value = </w:t>
-      </w:r>
-      <w:proofErr w:type="spellStart"/>
-      <w:proofErr w:type="gramStart"/>
-      <w:r>
-        <w:rPr>
-          <w:sz w:val="28"/>
-          <w:szCs w:val="28"/>
-        </w:rPr>
-        <w:t>input.nextInt</w:t>
-      </w:r>
-      <w:proofErr w:type="spellEnd"/>
-      <w:proofErr w:type="gramEnd"/>
-      <w:r>
-        <w:rPr>
-          <w:sz w:val="28"/>
-          <w:szCs w:val="28"/>
-        </w:rPr>
-        <w:t xml:space="preserve">();&lt;/u&gt;  </w:t>
-      </w:r>
-    </w:p>
-    <w:p>
-      <w:pPr>
-        <w:rPr>
-          <w:sz w:val="28"/>
-          <w:szCs w:val="28"/>
-        </w:rPr>
-      </w:pPr>
-      <w:r>
-        <w:rPr>
-          <w:sz w:val="28"/>
-          <w:szCs w:val="28"/>
-        </w:rPr>
-        <w:t>• d) &lt;u&gt;</w:t>
-      </w:r>
-      <w:proofErr w:type="spellStart"/>
-      <w:r>
-        <w:rPr>
-          <w:sz w:val="28"/>
-          <w:szCs w:val="28"/>
-        </w:rPr>
-        <w:t>System.out.println</w:t>
-      </w:r>
-      <w:proofErr w:type="spellEnd"/>
-      <w:r>
-        <w:rPr>
-          <w:sz w:val="28"/>
-          <w:szCs w:val="28"/>
-        </w:rPr>
-        <w:t>("This is a Java program</w:t>
-      </w:r>
-      <w:proofErr w:type="gramStart"/>
-      <w:r>
-        <w:rPr>
-          <w:sz w:val="28"/>
-          <w:szCs w:val="28"/>
-        </w:rPr>
-        <w:t>");&lt;</w:t>
-      </w:r>
-      <w:proofErr w:type="gramEnd"/>
-      <w:r>
-        <w:rPr>
-          <w:sz w:val="28"/>
-          <w:szCs w:val="28"/>
-        </w:rPr>
-        <w:t xml:space="preserve">/u&gt;  </w:t>
-      </w:r>
-    </w:p>
-    <w:p>
-      <w:pPr>
-        <w:rPr>
-          <w:sz w:val="28"/>
-          <w:szCs w:val="28"/>
-        </w:rPr>
-      </w:pPr>
-      <w:r>
-        <w:rPr>
-          <w:sz w:val="28"/>
-          <w:szCs w:val="28"/>
-        </w:rPr>
-        <w:t>• e) &lt;u&gt;</w:t>
-      </w:r>
-      <w:proofErr w:type="spellStart"/>
-      <w:r>
-        <w:rPr>
-          <w:sz w:val="28"/>
-          <w:szCs w:val="28"/>
-        </w:rPr>
-        <w:t>System.out.printf</w:t>
-      </w:r>
-      <w:proofErr w:type="spellEnd"/>
-      <w:r>
-        <w:rPr>
-          <w:sz w:val="28"/>
-          <w:szCs w:val="28"/>
-        </w:rPr>
-        <w:t>("%</w:t>
-      </w:r>
-      <w:proofErr w:type="spellStart"/>
-      <w:r>
-        <w:rPr>
-          <w:sz w:val="28"/>
-          <w:szCs w:val="28"/>
-        </w:rPr>
-        <w:t>s%n%s%n</w:t>
-      </w:r>
-      <w:proofErr w:type="spellEnd"/>
-      <w:r>
-        <w:rPr>
-          <w:sz w:val="28"/>
-          <w:szCs w:val="28"/>
-        </w:rPr>
-        <w:t>", "This is a", "Java program</w:t>
-      </w:r>
-      <w:proofErr w:type="gramStart"/>
-      <w:r>
-        <w:rPr>
-          <w:sz w:val="28"/>
-          <w:szCs w:val="28"/>
-        </w:rPr>
-        <w:t>");&lt;</w:t>
-      </w:r>
-      <w:proofErr w:type="gramEnd"/>
-      <w:r>
-        <w:rPr>
-          <w:sz w:val="28"/>
-          <w:szCs w:val="28"/>
-        </w:rPr>
-        <w:t xml:space="preserve">/u&gt;  </w:t>
-      </w:r>
-    </w:p>
-    <w:p>
-      <w:pPr>
-        <w:rPr>
-          <w:sz w:val="28"/>
-          <w:szCs w:val="28"/>
-        </w:rPr>
-      </w:pPr>
-      <w:r>
-        <w:rPr>
-          <w:sz w:val="28"/>
-          <w:szCs w:val="28"/>
-        </w:rPr>
-        <w:t>• f) &lt;u&gt;if (</w:t>
-      </w:r>
-      <w:proofErr w:type="gramStart"/>
-      <w:r>
-        <w:rPr>
-          <w:sz w:val="28"/>
-          <w:szCs w:val="28"/>
-        </w:rPr>
-        <w:t>number !</w:t>
-      </w:r>
-      <w:proofErr w:type="gramEnd"/>
-      <w:r>
-        <w:rPr>
-          <w:sz w:val="28"/>
-          <w:szCs w:val="28"/>
-        </w:rPr>
-        <w:t xml:space="preserve">= 7) </w:t>
-      </w:r>
-      <w:proofErr w:type="spellStart"/>
-      <w:r>
-        <w:rPr>
-          <w:sz w:val="28"/>
-          <w:szCs w:val="28"/>
-        </w:rPr>
-        <w:t>System.out.println</w:t>
-      </w:r>
-      <w:proofErr w:type="spellEnd"/>
-      <w:r>
-        <w:rPr>
-          <w:sz w:val="28"/>
-          <w:szCs w:val="28"/>
-        </w:rPr>
-        <w:t xml:space="preserve">("The variable number is not equal to 7");&lt;/u&gt;  </w:t>
+        <w:t>b) if (c =&gt; 7) System.out.println("c is equal to or greater than 7");</w:t>
+      </w:r>
+    </w:p>
+    <w:p>
+      <w:pPr>
+        <w:rPr>
+          <w:sz w:val="28"/>
+          <w:szCs w:val="28"/>
+        </w:rPr>
+      </w:pPr>
+      <w:r>
+        <w:rPr>
+          <w:sz w:val="28"/>
+          <w:szCs w:val="28"/>
+        </w:rPr>
+        <w:t>Answers:</w:t>
+      </w:r>
+    </w:p>
+    <w:p>
+      <w:pPr>
+        <w:rPr>
+          <w:sz w:val="28"/>
+          <w:szCs w:val="28"/>
+        </w:rPr>
+      </w:pPr>
+      <w:r>
+        <w:rPr>
+          <w:sz w:val="28"/>
+          <w:szCs w:val="28"/>
+        </w:rPr>
+        <w:t>2.4 Error Identification and Correction</w:t>
+      </w:r>
+    </w:p>
+    <w:p>
+      <w:pPr>
+        <w:rPr>
+          <w:sz w:val="28"/>
+          <w:szCs w:val="28"/>
+        </w:rPr>
+      </w:pPr>
+      <w:r>
+        <w:rPr>
+          <w:sz w:val="28"/>
+          <w:szCs w:val="28"/>
+        </w:rPr>
+        <w:t>• a) Error: There is a semicolon after the right parenthesis of the if statement, which makes the if body empty.</w:t>
+      </w:r>
+    </w:p>
+    <w:p>
+      <w:pPr>
+        <w:rPr>
+          <w:sz w:val="28"/>
+          <w:szCs w:val="28"/>
+        </w:rPr>
+      </w:pPr>
+      <w:r>
+        <w:rPr>
+          <w:sz w:val="28"/>
+          <w:szCs w:val="28"/>
+        </w:rPr>
+        <w:t xml:space="preserve">Correction: if (c &lt; 7)(remove the semicolon).  </w:t>
+      </w:r>
+    </w:p>
+    <w:p>
+      <w:pPr>
+        <w:rPr>
+          <w:sz w:val="28"/>
+          <w:szCs w:val="28"/>
+        </w:rPr>
+      </w:pPr>
+      <w:r>
+        <w:rPr>
+          <w:sz w:val="28"/>
+          <w:szCs w:val="28"/>
+        </w:rPr>
+        <w:t>• b) Error: The operator =&gt; is incorrect.</w:t>
+      </w:r>
+    </w:p>
+    <w:p>
+      <w:pPr>
+        <w:rPr>
+          <w:sz w:val="28"/>
+          <w:szCs w:val="28"/>
+        </w:rPr>
+      </w:pPr>
+      <w:r>
+        <w:rPr>
+          <w:sz w:val="28"/>
+          <w:szCs w:val="28"/>
+        </w:rPr>
+        <w:t>Correction: if (c &gt;= 7</w:t>
+      </w:r>
+      <w:r>
+        <w:rPr>
+          <w:sz w:val="28"/>
+          <w:szCs w:val="28"/>
+        </w:rPr>
+        <w:t>)</w:t>
+      </w:r>
+      <w:r>
+        <w:rPr>
+          <w:sz w:val="28"/>
+          <w:szCs w:val="28"/>
+        </w:rPr>
+        <w:t xml:space="preserve">.  </w:t>
       </w:r>
     </w:p>
     <w:p>
@@ -869,8 +665,8 @@
           <w:rFonts w:ascii="Nunito" w:hAnsi="Nunito"/>
           <w:b/>
           <w:bCs/>
-          <w:sz w:val="28"/>
-          <w:szCs w:val="28"/>
+          <w:sz w:val="32"/>
+          <w:szCs w:val="32"/>
         </w:rPr>
       </w:pPr>
       <w:r>
@@ -878,308 +674,292 @@
           <w:rFonts w:ascii="Nunito" w:hAnsi="Nunito"/>
           <w:b/>
           <w:bCs/>
-          <w:sz w:val="28"/>
-          <w:szCs w:val="28"/>
-        </w:rPr>
-        <w:t xml:space="preserve">2.4 Identify and correct the errors in each of the following statements: </w:t>
-      </w:r>
-    </w:p>
-    <w:p>
-      <w:pPr>
-        <w:rPr>
-          <w:rFonts w:ascii="Nunito" w:hAnsi="Nunito"/>
-          <w:sz w:val="28"/>
-          <w:szCs w:val="28"/>
-        </w:rPr>
-      </w:pPr>
-      <w:r>
-        <w:rPr>
-          <w:rFonts w:ascii="Nunito" w:hAnsi="Nunito"/>
-          <w:sz w:val="28"/>
-          <w:szCs w:val="28"/>
-        </w:rPr>
-        <w:t xml:space="preserve">a) if (c &lt; 7); </w:t>
-      </w:r>
-      <w:proofErr w:type="spellStart"/>
-      <w:r>
-        <w:rPr>
-          <w:rFonts w:ascii="Nunito" w:hAnsi="Nunito"/>
-          <w:sz w:val="28"/>
-          <w:szCs w:val="28"/>
-        </w:rPr>
-        <w:t>System.out.println</w:t>
-      </w:r>
-      <w:proofErr w:type="spellEnd"/>
-      <w:r>
-        <w:rPr>
-          <w:rFonts w:ascii="Nunito" w:hAnsi="Nunito"/>
-          <w:sz w:val="28"/>
-          <w:szCs w:val="28"/>
-        </w:rPr>
-        <w:t xml:space="preserve">("c is less than 7"); </w:t>
-      </w:r>
-    </w:p>
-    <w:p>
-      <w:pPr>
-        <w:rPr>
-          <w:rFonts w:ascii="Nunito" w:hAnsi="Nunito"/>
-          <w:sz w:val="28"/>
-          <w:szCs w:val="28"/>
-        </w:rPr>
-      </w:pPr>
-      <w:r>
-        <w:rPr>
-          <w:rFonts w:ascii="Nunito" w:hAnsi="Nunito"/>
-          <w:sz w:val="28"/>
-          <w:szCs w:val="28"/>
-        </w:rPr>
-        <w:t xml:space="preserve">b) if (c =&gt; 7) </w:t>
-      </w:r>
-      <w:proofErr w:type="spellStart"/>
-      <w:r>
-        <w:rPr>
-          <w:rFonts w:ascii="Nunito" w:hAnsi="Nunito"/>
-          <w:sz w:val="28"/>
-          <w:szCs w:val="28"/>
-        </w:rPr>
-        <w:t>System.out.println</w:t>
-      </w:r>
-      <w:proofErr w:type="spellEnd"/>
-      <w:r>
-        <w:rPr>
-          <w:rFonts w:ascii="Nunito" w:hAnsi="Nunito"/>
-          <w:sz w:val="28"/>
-          <w:szCs w:val="28"/>
-        </w:rPr>
-        <w:t>("c is equal to or greater than 7");</w:t>
-      </w:r>
-    </w:p>
-    <w:p>
-      <w:pPr>
-        <w:rPr>
-          <w:sz w:val="28"/>
-          <w:szCs w:val="28"/>
-        </w:rPr>
-      </w:pPr>
-      <w:r>
-        <w:rPr>
-          <w:sz w:val="28"/>
-          <w:szCs w:val="28"/>
-        </w:rPr>
-        <w:t>Answers:</w:t>
-      </w:r>
-    </w:p>
-    <w:p>
-      <w:pPr>
-        <w:rPr>
-          <w:sz w:val="28"/>
-          <w:szCs w:val="28"/>
-        </w:rPr>
-      </w:pPr>
-      <w:r>
-        <w:rPr>
-          <w:sz w:val="28"/>
-          <w:szCs w:val="28"/>
-        </w:rPr>
-        <w:t>2.4 Error Identification and Correction</w:t>
-      </w:r>
-    </w:p>
-    <w:p>
-      <w:pPr>
-        <w:rPr>
-          <w:sz w:val="28"/>
-          <w:szCs w:val="28"/>
-        </w:rPr>
-      </w:pPr>
-      <w:r>
-        <w:rPr>
-          <w:sz w:val="28"/>
-          <w:szCs w:val="28"/>
-        </w:rPr>
-        <w:t>• a) Error: There is a semicolon after the right parenthesis of the if statement, which makes the if body empty.</w:t>
-      </w:r>
-    </w:p>
-    <w:p>
-      <w:pPr>
-        <w:rPr>
-          <w:sz w:val="28"/>
-          <w:szCs w:val="28"/>
-        </w:rPr>
-      </w:pPr>
-      <w:r>
-        <w:rPr>
-          <w:sz w:val="28"/>
-          <w:szCs w:val="28"/>
-        </w:rPr>
-        <w:t xml:space="preserve">Correction: &lt;u&gt;if (c &lt; </w:t>
-      </w:r>
-      <w:proofErr w:type="gramStart"/>
-      <w:r>
-        <w:rPr>
-          <w:sz w:val="28"/>
-          <w:szCs w:val="28"/>
-        </w:rPr>
-        <w:t>7)&lt;</w:t>
-      </w:r>
-      <w:proofErr w:type="gramEnd"/>
-      <w:r>
-        <w:rPr>
-          <w:sz w:val="28"/>
-          <w:szCs w:val="28"/>
-        </w:rPr>
-        <w:t xml:space="preserve">/u&gt; (remove the semicolon).  </w:t>
-      </w:r>
-    </w:p>
-    <w:p>
-      <w:pPr>
-        <w:rPr>
-          <w:sz w:val="28"/>
-          <w:szCs w:val="28"/>
-        </w:rPr>
-      </w:pPr>
-      <w:r>
-        <w:rPr>
-          <w:sz w:val="28"/>
-          <w:szCs w:val="28"/>
-        </w:rPr>
-        <w:t>• b) Error: The operator =&gt; is incorrect.</w:t>
-      </w:r>
-    </w:p>
-    <w:p>
-      <w:pPr>
-        <w:rPr>
-          <w:sz w:val="28"/>
-          <w:szCs w:val="28"/>
-        </w:rPr>
-      </w:pPr>
-      <w:r>
-        <w:rPr>
-          <w:sz w:val="28"/>
-          <w:szCs w:val="28"/>
-        </w:rPr>
-        <w:t xml:space="preserve">Correction: &lt;u&gt;if (c &gt;= </w:t>
-      </w:r>
-      <w:proofErr w:type="gramStart"/>
-      <w:r>
-        <w:rPr>
-          <w:sz w:val="28"/>
-          <w:szCs w:val="28"/>
-        </w:rPr>
-        <w:t>7)&lt;</w:t>
-      </w:r>
-      <w:proofErr w:type="gramEnd"/>
-      <w:r>
-        <w:rPr>
-          <w:sz w:val="28"/>
-          <w:szCs w:val="28"/>
-        </w:rPr>
-        <w:t xml:space="preserve">/u&gt;.  </w:t>
-      </w:r>
-    </w:p>
-    <w:p>
-      <w:pPr>
-        <w:rPr>
-          <w:sz w:val="28"/>
-          <w:szCs w:val="28"/>
-        </w:rPr>
-      </w:pPr>
-      <w:r>
-        <w:rPr>
-          <w:sz w:val="28"/>
-          <w:szCs w:val="28"/>
-        </w:rPr>
-        <w:t>2.7 Fill in the Blanks (Exercises)</w:t>
-      </w:r>
-    </w:p>
-    <w:p>
-      <w:pPr>
-        <w:rPr>
-          <w:sz w:val="28"/>
-          <w:szCs w:val="28"/>
-        </w:rPr>
-      </w:pPr>
-      <w:r>
-        <w:rPr>
-          <w:sz w:val="28"/>
-          <w:szCs w:val="28"/>
-        </w:rPr>
-        <w:t xml:space="preserve">• a) &lt;u&gt;Comments&lt;/u&gt; are used to document a program and improve its readability.  </w:t>
-      </w:r>
-    </w:p>
-    <w:p>
-      <w:pPr>
-        <w:rPr>
-          <w:sz w:val="28"/>
-          <w:szCs w:val="28"/>
-        </w:rPr>
-      </w:pPr>
-      <w:r>
-        <w:rPr>
-          <w:sz w:val="28"/>
-          <w:szCs w:val="28"/>
-        </w:rPr>
-        <w:t xml:space="preserve">• b) A decision can be made in a Java program with a(n) &lt;u&gt;if statement&lt;/u&gt;.  </w:t>
-      </w:r>
-    </w:p>
-    <w:p>
-      <w:pPr>
-        <w:rPr>
-          <w:sz w:val="28"/>
-          <w:szCs w:val="28"/>
-        </w:rPr>
-      </w:pPr>
-      <w:r>
-        <w:rPr>
-          <w:sz w:val="28"/>
-          <w:szCs w:val="28"/>
-        </w:rPr>
-        <w:t xml:space="preserve">• c) Calculations are normally performed by &lt;u&gt;assignment&lt;/u&gt; statements.  </w:t>
-      </w:r>
-    </w:p>
-    <w:p>
-      <w:pPr>
-        <w:rPr>
-          <w:sz w:val="28"/>
-          <w:szCs w:val="28"/>
-        </w:rPr>
-      </w:pPr>
-      <w:r>
-        <w:rPr>
-          <w:sz w:val="28"/>
-          <w:szCs w:val="28"/>
-        </w:rPr>
-        <w:t>• d) The arithmetic operators with the same precedence as multiplication are &lt;u&gt;division (</w:t>
-      </w:r>
-      <w:proofErr w:type="gramStart"/>
-      <w:r>
-        <w:rPr>
-          <w:sz w:val="28"/>
-          <w:szCs w:val="28"/>
-        </w:rPr>
-        <w:t>/)&lt;</w:t>
-      </w:r>
-      <w:proofErr w:type="gramEnd"/>
-      <w:r>
-        <w:rPr>
-          <w:sz w:val="28"/>
-          <w:szCs w:val="28"/>
-        </w:rPr>
-        <w:t xml:space="preserve">/u&gt; and &lt;u&gt;remainder (%)&lt;/u&gt;.  </w:t>
-      </w:r>
-    </w:p>
-    <w:p>
-      <w:pPr>
-        <w:rPr>
-          <w:sz w:val="28"/>
-          <w:szCs w:val="28"/>
-        </w:rPr>
-      </w:pPr>
-      <w:r>
-        <w:rPr>
-          <w:sz w:val="28"/>
-          <w:szCs w:val="28"/>
-        </w:rPr>
-        <w:t xml:space="preserve">• e) When parentheses in an arithmetic expression are nested, the &lt;u&gt;innermost&lt;/u&gt; set of parentheses is evaluated first.  </w:t>
+          <w:sz w:val="32"/>
+          <w:szCs w:val="32"/>
+        </w:rPr>
+        <w:t xml:space="preserve">Exercises </w:t>
+      </w:r>
+    </w:p>
+    <w:p>
+      <w:pPr>
+        <w:rPr>
+          <w:rFonts w:ascii="Nunito" w:hAnsi="Nunito"/>
+          <w:b/>
+          <w:bCs/>
+          <w:sz w:val="32"/>
+          <w:szCs w:val="32"/>
+        </w:rPr>
+      </w:pPr>
+      <w:r>
+        <w:rPr>
+          <w:rFonts w:ascii="Nunito" w:hAnsi="Nunito"/>
+          <w:b/>
+          <w:bCs/>
+          <w:sz w:val="32"/>
+          <w:szCs w:val="32"/>
+        </w:rPr>
+        <w:t xml:space="preserve">2.7 Fill in the blanks in each of the following statements: </w:t>
+      </w:r>
+    </w:p>
+    <w:p>
+      <w:pPr>
+        <w:rPr>
+          <w:sz w:val="28"/>
+          <w:szCs w:val="28"/>
+        </w:rPr>
+      </w:pPr>
+      <w:r>
+        <w:rPr>
+          <w:sz w:val="28"/>
+          <w:szCs w:val="28"/>
+        </w:rPr>
+        <w:t>• a</w:t>
+      </w:r>
+      <w:r>
+        <w:rPr>
+          <w:sz w:val="28"/>
+          <w:szCs w:val="28"/>
+          <w:u w:val="single"/>
+        </w:rPr>
+        <w:t>) Comments</w:t>
+      </w:r>
+      <w:r>
+        <w:rPr>
+          <w:sz w:val="28"/>
+          <w:szCs w:val="28"/>
+        </w:rPr>
+        <w:t xml:space="preserve"> are used to document a program and improve its readability.  </w:t>
+      </w:r>
+    </w:p>
+    <w:p>
+      <w:pPr>
+        <w:rPr>
+          <w:sz w:val="28"/>
+          <w:szCs w:val="28"/>
+        </w:rPr>
+      </w:pPr>
+      <w:r>
+        <w:rPr>
+          <w:sz w:val="28"/>
+          <w:szCs w:val="28"/>
+        </w:rPr>
+        <w:t xml:space="preserve">• b) A decision can be made in a Java program with a(n) </w:t>
+      </w:r>
+      <w:r>
+        <w:rPr>
+          <w:sz w:val="28"/>
+          <w:szCs w:val="28"/>
+          <w:u w:val="single"/>
+        </w:rPr>
+        <w:t>if statement</w:t>
+      </w:r>
+      <w:r>
+        <w:rPr>
+          <w:sz w:val="28"/>
+          <w:szCs w:val="28"/>
+        </w:rPr>
+        <w:t xml:space="preserve">.  </w:t>
+      </w:r>
+    </w:p>
+    <w:p>
+      <w:pPr>
+        <w:rPr>
+          <w:sz w:val="28"/>
+          <w:szCs w:val="28"/>
+        </w:rPr>
+      </w:pPr>
+      <w:r>
+        <w:rPr>
+          <w:sz w:val="28"/>
+          <w:szCs w:val="28"/>
+        </w:rPr>
+        <w:t xml:space="preserve">• c) Calculations are normally performed by </w:t>
+      </w:r>
+      <w:r>
+        <w:rPr>
+          <w:sz w:val="28"/>
+          <w:szCs w:val="28"/>
+          <w:u w:val="single"/>
+        </w:rPr>
+        <w:t>assignment statements</w:t>
+      </w:r>
+      <w:r>
+        <w:rPr>
+          <w:sz w:val="28"/>
+          <w:szCs w:val="28"/>
+        </w:rPr>
+        <w:t xml:space="preserve">.  </w:t>
+      </w:r>
+    </w:p>
+    <w:p>
+      <w:pPr>
+        <w:rPr>
+          <w:sz w:val="28"/>
+          <w:szCs w:val="28"/>
+        </w:rPr>
+      </w:pPr>
+      <w:r>
+        <w:rPr>
+          <w:sz w:val="28"/>
+          <w:szCs w:val="28"/>
+        </w:rPr>
+        <w:t xml:space="preserve">• d) The arithmetic operators with the same precedence as multiplication are </w:t>
+      </w:r>
+      <w:r>
+        <w:rPr>
+          <w:sz w:val="28"/>
+          <w:szCs w:val="28"/>
+          <w:u w:val="single"/>
+        </w:rPr>
+        <w:t>division (/)</w:t>
+      </w:r>
+      <w:r>
+        <w:rPr>
+          <w:sz w:val="28"/>
+          <w:szCs w:val="28"/>
+        </w:rPr>
+        <w:t xml:space="preserve">and </w:t>
+      </w:r>
+      <w:r>
+        <w:rPr>
+          <w:sz w:val="28"/>
+          <w:szCs w:val="28"/>
+          <w:u w:val="single"/>
+        </w:rPr>
+        <w:t>remainder (%)</w:t>
+      </w:r>
+      <w:r>
+        <w:rPr>
+          <w:sz w:val="28"/>
+          <w:szCs w:val="28"/>
+        </w:rPr>
+        <w:t xml:space="preserve">.  </w:t>
+      </w:r>
+    </w:p>
+    <w:p>
+      <w:pPr>
+        <w:rPr>
+          <w:sz w:val="28"/>
+          <w:szCs w:val="28"/>
+        </w:rPr>
+      </w:pPr>
+      <w:r>
+        <w:rPr>
+          <w:sz w:val="28"/>
+          <w:szCs w:val="28"/>
+        </w:rPr>
+        <w:t xml:space="preserve">• e) When parentheses in an arithmetic expression are nested, the </w:t>
+      </w:r>
+      <w:r>
+        <w:rPr>
+          <w:sz w:val="28"/>
+          <w:szCs w:val="28"/>
+          <w:u w:val="single"/>
+        </w:rPr>
+        <w:t>innermost</w:t>
+      </w:r>
+      <w:r>
+        <w:rPr>
+          <w:sz w:val="28"/>
+          <w:szCs w:val="28"/>
+        </w:rPr>
+        <w:t xml:space="preserve"> set of parentheses is evaluated first.  </w:t>
+      </w:r>
+    </w:p>
+    <w:p>
+      <w:pPr>
+        <w:rPr>
+          <w:sz w:val="28"/>
+          <w:szCs w:val="28"/>
+        </w:rPr>
+      </w:pPr>
+      <w:r>
+        <w:rPr>
+          <w:sz w:val="28"/>
+          <w:szCs w:val="28"/>
+        </w:rPr>
+        <w:t xml:space="preserve">• f) A location in the computer’s memory that may contain different values at various times throughout the execution of a program is called a(n) </w:t>
+      </w:r>
+      <w:r>
+        <w:rPr>
+          <w:sz w:val="28"/>
+          <w:szCs w:val="28"/>
+          <w:u w:val="single"/>
+        </w:rPr>
+        <w:t>variable.</w:t>
+      </w:r>
+      <w:r>
+        <w:rPr>
+          <w:sz w:val="28"/>
+          <w:szCs w:val="28"/>
+        </w:rPr>
+        <w:t xml:space="preserve">  </w:t>
+      </w:r>
+    </w:p>
+    <w:p>
+      <w:pPr>
+        <w:rPr>
+          <w:rFonts w:ascii="Nunito" w:hAnsi="Nunito"/>
+          <w:b/>
+          <w:bCs/>
+          <w:sz w:val="28"/>
+          <w:szCs w:val="28"/>
+        </w:rPr>
+      </w:pPr>
+      <w:r>
+        <w:rPr>
+          <w:rFonts w:ascii="Nunito" w:hAnsi="Nunito"/>
+          <w:b/>
+          <w:bCs/>
+          <w:sz w:val="28"/>
+          <w:szCs w:val="28"/>
+        </w:rPr>
+        <w:t>2.9 State whether each of the following is true or false. If false, explain why.</w:t>
+      </w:r>
+    </w:p>
+    <w:p>
+      <w:pPr>
+        <w:rPr>
+          <w:sz w:val="28"/>
+          <w:szCs w:val="28"/>
+        </w:rPr>
+      </w:pPr>
+      <w:r>
+        <w:rPr>
+          <w:sz w:val="28"/>
+          <w:szCs w:val="28"/>
+        </w:rPr>
+        <w:t xml:space="preserve">• a) False. While many operators associate left to right, some (like assignment) associate right to left, and precedence rules apply.  </w:t>
+      </w:r>
+    </w:p>
+    <w:p>
+      <w:pPr>
+        <w:rPr>
+          <w:sz w:val="28"/>
+          <w:szCs w:val="28"/>
+        </w:rPr>
+      </w:pPr>
+      <w:r>
+        <w:rPr>
+          <w:sz w:val="28"/>
+          <w:szCs w:val="28"/>
+        </w:rPr>
+        <w:t xml:space="preserve">• b) True. These are all valid identifiers.  </w:t>
+      </w:r>
+    </w:p>
+    <w:p>
+      <w:pPr>
+        <w:rPr>
+          <w:sz w:val="28"/>
+          <w:szCs w:val="28"/>
+        </w:rPr>
+      </w:pPr>
+      <w:r>
+        <w:rPr>
+          <w:sz w:val="28"/>
+          <w:szCs w:val="28"/>
+        </w:rPr>
+        <w:t xml:space="preserve">• c) False. It is evaluated based on operator precedence (e.g., multiplication before addition).  </w:t>
       </w:r>
     </w:p>
     <w:p>
@@ -1195,176 +975,56 @@
           <w:szCs w:val="28"/>
         </w:rPr>
         <w:lastRenderedPageBreak/>
-        <w:t xml:space="preserve">• f) A location in the computer’s memory that may contain different values at various times throughout the execution of a program is called a(n) &lt;u&gt;variable&lt;/u&gt;.  </w:t>
-      </w:r>
-    </w:p>
-    <w:p>
-      <w:pPr>
-        <w:rPr>
-          <w:sz w:val="28"/>
-          <w:szCs w:val="28"/>
-        </w:rPr>
-      </w:pPr>
-      <w:r>
-        <w:rPr>
-          <w:sz w:val="28"/>
-          <w:szCs w:val="28"/>
-        </w:rPr>
-        <w:t>2.9 True or False (Exercises)</w:t>
-      </w:r>
-    </w:p>
-    <w:p>
-      <w:pPr>
-        <w:rPr>
-          <w:sz w:val="28"/>
-          <w:szCs w:val="28"/>
-        </w:rPr>
-      </w:pPr>
-      <w:r>
-        <w:rPr>
-          <w:sz w:val="28"/>
-          <w:szCs w:val="28"/>
-        </w:rPr>
-        <w:t xml:space="preserve">• a) False. While many operators associate left to right, some (like assignment) associate right to left, and precedence rules apply.  </w:t>
-      </w:r>
-    </w:p>
-    <w:p>
-      <w:pPr>
-        <w:rPr>
-          <w:sz w:val="28"/>
-          <w:szCs w:val="28"/>
-        </w:rPr>
-      </w:pPr>
-      <w:r>
-        <w:rPr>
-          <w:sz w:val="28"/>
-          <w:szCs w:val="28"/>
-        </w:rPr>
-        <w:t xml:space="preserve">• b) True. These are all valid identifiers.  </w:t>
-      </w:r>
-    </w:p>
-    <w:p>
-      <w:pPr>
-        <w:rPr>
-          <w:sz w:val="28"/>
-          <w:szCs w:val="28"/>
-        </w:rPr>
-      </w:pPr>
-      <w:r>
-        <w:rPr>
-          <w:sz w:val="28"/>
-          <w:szCs w:val="28"/>
-        </w:rPr>
-        <w:t xml:space="preserve">• c) False. It is evaluated based on operator precedence (e.g., multiplication before addition).  </w:t>
-      </w:r>
-    </w:p>
-    <w:p>
-      <w:pPr>
-        <w:rPr>
-          <w:sz w:val="28"/>
-          <w:szCs w:val="28"/>
-        </w:rPr>
-      </w:pPr>
-      <w:r>
-        <w:rPr>
-          <w:sz w:val="28"/>
-          <w:szCs w:val="28"/>
-        </w:rPr>
-        <w:t xml:space="preserve">• d) False. While 3g, 87, 67h2, and 2h are invalid because they start with digits, h22 is a &lt;u&gt;valid&lt;/u&gt; variable name.  </w:t>
-      </w:r>
-    </w:p>
-    <w:p>
-      <w:pPr>
-        <w:rPr>
-          <w:sz w:val="28"/>
-          <w:szCs w:val="28"/>
-        </w:rPr>
-      </w:pPr>
-      <w:r>
-        <w:rPr>
-          <w:sz w:val="28"/>
-          <w:szCs w:val="28"/>
-        </w:rPr>
-        <w:t>2.11 Modified Variables</w:t>
-      </w:r>
-    </w:p>
-    <w:p>
-      <w:pPr>
-        <w:rPr>
-          <w:sz w:val="28"/>
-          <w:szCs w:val="28"/>
-        </w:rPr>
-      </w:pPr>
-      <w:r>
-        <w:rPr>
-          <w:sz w:val="28"/>
-          <w:szCs w:val="28"/>
-        </w:rPr>
-        <w:t>• a) &lt;u&gt;p=</w:t>
-      </w:r>
-      <w:proofErr w:type="spellStart"/>
-      <w:r>
-        <w:rPr>
-          <w:sz w:val="28"/>
-          <w:szCs w:val="28"/>
-        </w:rPr>
-        <w:t>i+j+k</w:t>
-      </w:r>
-      <w:proofErr w:type="spellEnd"/>
-      <w:r>
-        <w:rPr>
-          <w:sz w:val="28"/>
-          <w:szCs w:val="28"/>
-        </w:rPr>
-        <w:t xml:space="preserve">+ 7;&lt;/u&gt; (Value of p is modified).  </w:t>
-      </w:r>
-    </w:p>
-    <w:p>
-      <w:pPr>
-        <w:rPr>
-          <w:sz w:val="28"/>
-          <w:szCs w:val="28"/>
-        </w:rPr>
-      </w:pPr>
-      <w:r>
-        <w:rPr>
-          <w:sz w:val="28"/>
-          <w:szCs w:val="28"/>
-        </w:rPr>
-        <w:t xml:space="preserve">• d) &lt;u&gt;value = </w:t>
-      </w:r>
-      <w:proofErr w:type="spellStart"/>
-      <w:proofErr w:type="gramStart"/>
-      <w:r>
-        <w:rPr>
-          <w:sz w:val="28"/>
-          <w:szCs w:val="28"/>
-        </w:rPr>
-        <w:t>input.nextInt</w:t>
-      </w:r>
-      <w:proofErr w:type="spellEnd"/>
-      <w:proofErr w:type="gramEnd"/>
-      <w:r>
-        <w:rPr>
-          <w:sz w:val="28"/>
-          <w:szCs w:val="28"/>
-        </w:rPr>
-        <w:t xml:space="preserve">();&lt;/u&gt; (Value of value is modified).  </w:t>
-      </w:r>
-    </w:p>
-    <w:p>
-      <w:pPr>
-        <w:rPr>
-          <w:sz w:val="28"/>
-          <w:szCs w:val="28"/>
-        </w:rPr>
-      </w:pPr>
-      <w:r>
-        <w:rPr>
-          <w:sz w:val="28"/>
-          <w:szCs w:val="28"/>
-        </w:rPr>
-        <w:t>2.12 Correct Equations for y = ax^3 + 7</w:t>
+        <w:t xml:space="preserve">• d) False. While 3g, 87, 67h2, and 2h are invalid because they start with digits, h22 is a valid variable name.  </w:t>
+      </w:r>
+    </w:p>
+    <w:p>
+      <w:pPr>
+        <w:rPr>
+          <w:sz w:val="28"/>
+          <w:szCs w:val="28"/>
+        </w:rPr>
+      </w:pPr>
+    </w:p>
+    <w:p>
+      <w:pPr>
+        <w:rPr>
+          <w:rFonts w:ascii="Nunito" w:hAnsi="Nunito"/>
+          <w:b/>
+          <w:bCs/>
+          <w:sz w:val="28"/>
+          <w:szCs w:val="28"/>
+        </w:rPr>
+      </w:pPr>
+      <w:r>
+        <w:rPr>
+          <w:rFonts w:ascii="Nunito" w:hAnsi="Nunito"/>
+          <w:b/>
+          <w:bCs/>
+          <w:sz w:val="28"/>
+          <w:szCs w:val="28"/>
+        </w:rPr>
+        <w:t>2.12 Given that y = ax</w:t>
+      </w:r>
+      <w:r>
+        <w:rPr>
+          <w:rFonts w:ascii="Nunito" w:hAnsi="Nunito"/>
+          <w:b/>
+          <w:bCs/>
+          <w:sz w:val="28"/>
+          <w:szCs w:val="28"/>
+        </w:rPr>
+        <w:t>^</w:t>
+      </w:r>
+      <w:r>
+        <w:rPr>
+          <w:rFonts w:ascii="Nunito" w:hAnsi="Nunito"/>
+          <w:b/>
+          <w:bCs/>
+          <w:sz w:val="28"/>
+          <w:szCs w:val="28"/>
+        </w:rPr>
+        <w:t xml:space="preserve">3 + 7, which of the following are correct Java statements for this equation? </w:t>
       </w:r>
     </w:p>
     <w:p>
@@ -1394,37 +1054,37 @@
           <w:sz w:val="28"/>
           <w:szCs w:val="28"/>
         </w:rPr>
-        <w:t xml:space="preserve">• a) &lt;u&gt;y = a * x * x * x + 7;&lt;/u&gt;  </w:t>
-      </w:r>
-    </w:p>
-    <w:p>
-      <w:pPr>
-        <w:rPr>
-          <w:sz w:val="28"/>
-          <w:szCs w:val="28"/>
-        </w:rPr>
-      </w:pPr>
-      <w:r>
-        <w:rPr>
-          <w:sz w:val="28"/>
-          <w:szCs w:val="28"/>
-        </w:rPr>
-        <w:t xml:space="preserve">• d) &lt;u&gt;y = (a * x) * x * x + 7;&lt;/u&gt;  </w:t>
-      </w:r>
-    </w:p>
-    <w:p>
-      <w:pPr>
-        <w:rPr>
-          <w:sz w:val="28"/>
-          <w:szCs w:val="28"/>
-        </w:rPr>
-      </w:pPr>
-      <w:r>
-        <w:rPr>
-          <w:sz w:val="28"/>
-          <w:szCs w:val="28"/>
-        </w:rPr>
-        <w:t xml:space="preserve">• e) &lt;u&gt;y = a * (x * x * x) + 7;&lt;/u&gt;  </w:t>
+        <w:t xml:space="preserve">• a) y = a * x * x * x + 7; </w:t>
+      </w:r>
+    </w:p>
+    <w:p>
+      <w:pPr>
+        <w:rPr>
+          <w:sz w:val="28"/>
+          <w:szCs w:val="28"/>
+        </w:rPr>
+      </w:pPr>
+      <w:r>
+        <w:rPr>
+          <w:sz w:val="28"/>
+          <w:szCs w:val="28"/>
+        </w:rPr>
+        <w:t xml:space="preserve">• d) y = (a * x) * x * x + 7; </w:t>
+      </w:r>
+    </w:p>
+    <w:p>
+      <w:pPr>
+        <w:rPr>
+          <w:sz w:val="28"/>
+          <w:szCs w:val="28"/>
+        </w:rPr>
+      </w:pPr>
+      <w:r>
+        <w:rPr>
+          <w:sz w:val="28"/>
+          <w:szCs w:val="28"/>
+        </w:rPr>
+        <w:t xml:space="preserve">• e) y = a * (x * x * x) + 7; </w:t>
       </w:r>
     </w:p>
     <w:p>
@@ -1561,7 +1221,7 @@
           <w:sz w:val="28"/>
           <w:szCs w:val="28"/>
         </w:rPr>
-        <w:t xml:space="preserve">Value of x: &lt;u&gt;15&lt;/u&gt;  </w:t>
+        <w:t>Value of x: 15</w:t>
       </w:r>
     </w:p>
     <w:p>
@@ -1614,7 +1274,6 @@
           <w:sz w:val="28"/>
           <w:szCs w:val="28"/>
         </w:rPr>
-        <w:lastRenderedPageBreak/>
         <w:t>2.</w:t>
       </w:r>
       <w:r>
@@ -1707,7 +1366,7 @@
           <w:sz w:val="28"/>
           <w:szCs w:val="28"/>
         </w:rPr>
-        <w:t xml:space="preserve">Value of x: &lt;u&gt;3&lt;/u&gt;  </w:t>
+        <w:t>Value of x: 3</w:t>
       </w:r>
     </w:p>
     <w:p>
@@ -1782,23 +1441,8 @@
           <w:sz w:val="28"/>
           <w:szCs w:val="28"/>
         </w:rPr>
-        <w:t>• 2.23 prints *, ***, ***** each on its own line using %</w:t>
-      </w:r>
-      <w:proofErr w:type="spellStart"/>
-      <w:r>
-        <w:rPr>
-          <w:sz w:val="28"/>
-          <w:szCs w:val="28"/>
-        </w:rPr>
-        <w:t>s%n</w:t>
-      </w:r>
-      <w:proofErr w:type="spellEnd"/>
-      <w:r>
-        <w:rPr>
-          <w:sz w:val="28"/>
-          <w:szCs w:val="28"/>
-        </w:rPr>
-        <w:t>.</w:t>
+        <w:lastRenderedPageBreak/>
+        <w:t>• 2.23 prints *, ***, ***** each on its own line using %s%n.</w:t>
       </w:r>
     </w:p>
     <w:sectPr>
